--- a/sales/templates/proasiste-twin-tech-explainer.docx
+++ b/sales/templates/proasiste-twin-tech-explainer.docx
@@ -7,7 +7,7 @@
         <w:pStyle w:val="Title"/>
       </w:pPr>
       <w:r>
-        <w:t xml:space="preserve">ProAsiste — Twin Tech Across ProAsiste, ExpertAsiste &amp; HelpAsiste</w:t>
+        <w:t xml:space="preserve">ProAsiste: Twin Tech Across ProAsiste, ExpertAsiste &amp; HelpAsiste</w:t>
       </w:r>
     </w:p>
     <w:p>
@@ -19,13 +19,13 @@
           <w:bCs/>
           <w:b/>
         </w:rPr>
-        <w:t xml:space="preserve">HOW TO USE THIS TEMPLATE</w:t>
+        <w:t xml:space="preserve">HOW TO USE THIS TEMPLATE.</w:t>
       </w:r>
       <w:r>
         <w:t xml:space="preserve"> </w:t>
       </w:r>
       <w:r>
-        <w:t xml:space="preserve">— 1.</w:t>
+        <w:t xml:space="preserve">1.</w:t>
       </w:r>
       <w:r>
         <w:t xml:space="preserve"> </w:t>
@@ -215,10 +215,7 @@
         <w:t xml:space="preserve">inward</w:t>
       </w:r>
       <w:r>
-        <w:t xml:space="preserve"> </w:t>
-      </w:r>
-      <w:r>
-        <w:t xml:space="preserve">— at you and your team, so you can run the business.</w:t>
+        <w:t xml:space="preserve">, at you and your team, so you can run the business.</w:t>
       </w:r>
     </w:p>
     <w:p>
@@ -253,10 +250,7 @@
         <w:t xml:space="preserve">sideways</w:t>
       </w:r>
       <w:r>
-        <w:t xml:space="preserve"> </w:t>
-      </w:r>
-      <w:r>
-        <w:t xml:space="preserve">— at your industry, so you can sell what you know.</w:t>
+        <w:t xml:space="preserve">, at your industry, so you can sell what you know.</w:t>
       </w:r>
     </w:p>
     <w:p>
@@ -291,10 +285,7 @@
         <w:t xml:space="preserve">outward</w:t>
       </w:r>
       <w:r>
-        <w:t xml:space="preserve"> </w:t>
-      </w:r>
-      <w:r>
-        <w:t xml:space="preserve">— at your customers, so they can get answers on your website.</w:t>
+        <w:t xml:space="preserve">, at your customers, so they can get answers on your website.</w:t>
       </w:r>
     </w:p>
     <w:p>
@@ -334,7 +325,7 @@
           <w:iCs/>
           <w:i/>
         </w:rPr>
-        <w:t xml:space="preserve">"You already know what an AI twin does for your own team. What if the same twin could also answer your peers — and your customers — without you in the room?"</w:t>
+        <w:t xml:space="preserve">"You already know what an AI twin does for your own team. What if the same twin could also answer your peers, and your customers, without you in the room?"</w:t>
       </w:r>
     </w:p>
     <w:p>
@@ -345,13 +336,13 @@
       </w:r>
     </w:p>
     <w:bookmarkEnd w:id="20"/>
-    <w:bookmarkStart w:id="21" w:name="X6dbe99fd9f94a5e75ec6ade95a2d12ae93b3d66"/>
+    <w:bookmarkStart w:id="21" w:name="Xabb33c7dc53279b982fb77460657b861059df0f"/>
     <w:p>
       <w:pPr>
         <w:pStyle w:val="Heading2"/>
       </w:pPr>
       <w:r>
-        <w:t xml:space="preserve">The shared engine — what's the same in all three</w:t>
+        <w:t xml:space="preserve">The shared engine: what's the same in all three</w:t>
       </w:r>
     </w:p>
     <w:p>
@@ -381,7 +372,7 @@
         <w:t xml:space="preserve"> </w:t>
       </w:r>
       <w:r>
-        <w:t xml:space="preserve">The twin reads what you give it — documents, conversations, spreadsheets — and turns it into linked, searchable knowledge instead of a pile of files.</w:t>
+        <w:t xml:space="preserve">The twin reads what you give it (documents, conversations, spreadsheets) and turns it into linked, searchable knowledge instead of a pile of files.</w:t>
       </w:r>
     </w:p>
     <w:p>
@@ -737,13 +728,13 @@
       </w:r>
     </w:p>
     <w:bookmarkEnd w:id="22"/>
-    <w:bookmarkStart w:id="23" w:name="X77a9fa13f79edd591b8fb9271d3d9dcac6cf3ee"/>
+    <w:bookmarkStart w:id="23" w:name="X7544f17e3caa432047565ce73e1fb304b51e896"/>
     <w:p>
       <w:pPr>
         <w:pStyle w:val="Heading2"/>
       </w:pPr>
       <w:r>
-        <w:t xml:space="preserve">ProAsiste — run your own business</w:t>
+        <w:t xml:space="preserve">ProAsiste: run your own business</w:t>
       </w:r>
       <w:r>
         <w:t xml:space="preserve"> </w:t>
@@ -795,7 +786,7 @@
         <w:t xml:space="preserve"> </w:t>
       </w:r>
       <w:r>
-        <w:t xml:space="preserve">Your owner twin queries your team's twins —</w:t>
+        <w:t xml:space="preserve">Your owner twin queries your team's twins. Ask</w:t>
       </w:r>
       <w:r>
         <w:t xml:space="preserve"> </w:t>
@@ -811,7 +802,7 @@
         <w:t xml:space="preserve"> </w:t>
       </w:r>
       <w:r>
-        <w:t xml:space="preserve">— and answers come straight back.</w:t>
+        <w:t xml:space="preserve">and answers come straight back.</w:t>
       </w:r>
     </w:p>
     <w:p>
@@ -855,7 +846,7 @@
         <w:t xml:space="preserve"> </w:t>
       </w:r>
       <w:r>
-        <w:t xml:space="preserve">Administrator, employee, and mentor roles per seat — everyone sees who can see what.</w:t>
+        <w:t xml:space="preserve">Administrator, employee, and mentor roles per seat, so everyone sees who can see what.</w:t>
       </w:r>
     </w:p>
     <w:p>
@@ -900,13 +891,13 @@
       </w:r>
     </w:p>
     <w:bookmarkEnd w:id="23"/>
-    <w:bookmarkStart w:id="24" w:name="X95822f049248d40cf96dc88e329a3340cd57409"/>
+    <w:bookmarkStart w:id="24" w:name="X36d8530895d82147527076e36659d72e12ac0d1"/>
     <w:p>
       <w:pPr>
         <w:pStyle w:val="Heading2"/>
       </w:pPr>
       <w:r>
-        <w:t xml:space="preserve">ExpertAsiste — sell your expertise to your industry</w:t>
+        <w:t xml:space="preserve">ExpertAsiste: sell your expertise to your industry</w:t>
       </w:r>
       <w:r>
         <w:t xml:space="preserve"> </w:t>
@@ -937,7 +928,7 @@
         <w:t xml:space="preserve">professional peers and clients</w:t>
       </w:r>
       <w:r>
-        <w:t xml:space="preserve">. A subject-matter expert — a lawyer, an accountant, an engineer — loads years of know-how into a twin, and others in the industry consult it.</w:t>
+        <w:t xml:space="preserve">. A subject-matter expert, say a lawyer, an accountant, or an engineer, loads years of know-how into a twin, and others in the industry consult it.</w:t>
       </w:r>
     </w:p>
     <w:p>
@@ -1021,7 +1012,7 @@
         <w:t xml:space="preserve"> </w:t>
       </w:r>
       <w:r>
-        <w:t xml:space="preserve">that subscribers' twins can draw on — one corpus per subscription.</w:t>
+        <w:t xml:space="preserve">that subscribers' twins can draw on, one corpus per subscription.</w:t>
       </w:r>
     </w:p>
     <w:p>
@@ -1127,7 +1118,7 @@
           <w:iCs/>
           <w:i/>
         </w:rPr>
-        <w:t xml:space="preserve">ExpertAsiste is in design — mockups exist, the platform is being built. Talk about it as where the engine is going, not as something shipping today.</w:t>
+        <w:t xml:space="preserve">ExpertAsiste is in design: mockups exist, the platform is being built. Talk about it as where the engine is going, not as something shipping today.</w:t>
       </w:r>
     </w:p>
     <w:p>
@@ -1138,13 +1129,13 @@
       </w:r>
     </w:p>
     <w:bookmarkEnd w:id="24"/>
-    <w:bookmarkStart w:id="25" w:name="X71a07e542af108dab2d783561622516cd8f62b4"/>
+    <w:bookmarkStart w:id="25" w:name="X810bcef3d1cb265b51a1a1180f647325037a56d"/>
     <w:p>
       <w:pPr>
         <w:pStyle w:val="Heading2"/>
       </w:pPr>
       <w:r>
-        <w:t xml:space="preserve">HelpAsiste — answer your customers in public</w:t>
+        <w:t xml:space="preserve">HelpAsiste: answer your customers in public</w:t>
       </w:r>
       <w:r>
         <w:t xml:space="preserve"> </w:t>
@@ -1175,7 +1166,7 @@
         <w:t xml:space="preserve">the general public on your website</w:t>
       </w:r>
       <w:r>
-        <w:t xml:space="preserve">. A visitor — someone deciding whether to buy, or stuck using what they bought — asks a question and gets an answer, loaded from your product knowledge.</w:t>
+        <w:t xml:space="preserve">. A visitor, maybe someone deciding whether to buy or someone stuck using what they bought, asks a question and gets an answer, loaded from your product knowledge.</w:t>
       </w:r>
     </w:p>
     <w:p>
@@ -1224,7 +1215,7 @@
           <w:bCs/>
           <w:b/>
         </w:rPr>
-        <w:t xml:space="preserve">How the tech is applied — and how it's deliberately different:</w:t>
+        <w:t xml:space="preserve">How the tech is applied, and how it's deliberately different:</w:t>
       </w:r>
     </w:p>
     <w:p>
@@ -1297,10 +1288,7 @@
         <w:t xml:space="preserve">stateless</w:t>
       </w:r>
       <w:r>
-        <w:t xml:space="preserve"> </w:t>
-      </w:r>
-      <w:r>
-        <w:t xml:space="preserve">— held in memory for the session only, written nowhere. The opposite of ProAsiste, which remembers everything. Only anonymized counts (how many sessions, how many questions) are kept.</w:t>
+        <w:t xml:space="preserve">. They are held in memory for the session only and written nowhere, the opposite of ProAsiste, which remembers everything. Only anonymized counts (how many sessions, how many questions) are kept.</w:t>
       </w:r>
     </w:p>
     <w:p>
@@ -1360,7 +1348,7 @@
         <w:t xml:space="preserve"> </w:t>
       </w:r>
       <w:r>
-        <w:t xml:space="preserve">— it can chat and nothing else. No access to your files, your history, or your private twin. No sidebar, just the chat.</w:t>
+        <w:t xml:space="preserve">that can chat and nothing else. It has no access to your files, your history, or your private twin. No sidebar, just the chat.</w:t>
       </w:r>
     </w:p>
     <w:p>
@@ -1423,13 +1411,13 @@
       </w:r>
     </w:p>
     <w:bookmarkEnd w:id="25"/>
-    <w:bookmarkStart w:id="26" w:name="how-the-technology-differs--at-a-glance"/>
+    <w:bookmarkStart w:id="26" w:name="how-the-technology-differs-at-a-glance"/>
     <w:p>
       <w:pPr>
         <w:pStyle w:val="Heading2"/>
       </w:pPr>
       <w:r>
-        <w:t xml:space="preserve">How the technology differs — at a glance</w:t>
+        <w:t xml:space="preserve">How the technology differs, at a glance</w:t>
       </w:r>
     </w:p>
     <w:tbl>
@@ -1685,7 +1673,7 @@
               <w:jc w:val="left"/>
             </w:pPr>
             <w:r>
-              <w:t xml:space="preserve">Yes — remembering is the point</w:t>
+              <w:t xml:space="preserve">Yes, remembering is the point</w:t>
             </w:r>
           </w:p>
         </w:tc>
@@ -1697,7 +1685,7 @@
               <w:jc w:val="left"/>
             </w:pPr>
             <w:r>
-              <w:t xml:space="preserve">Yes — the corpus persists</w:t>
+              <w:t xml:space="preserve">Yes, the corpus persists</w:t>
             </w:r>
           </w:p>
         </w:tc>
@@ -1713,13 +1701,13 @@
                 <w:bCs/>
                 <w:b/>
               </w:rPr>
-              <w:t xml:space="preserve">No</w:t>
+              <w:t xml:space="preserve">No.</w:t>
             </w:r>
             <w:r>
               <w:t xml:space="preserve"> </w:t>
             </w:r>
             <w:r>
-              <w:t xml:space="preserve">— stateless, ephemeral</w:t>
+              <w:t xml:space="preserve">Stateless, ephemeral</w:t>
             </w:r>
           </w:p>
         </w:tc>
@@ -1749,7 +1737,7 @@
               <w:jc w:val="left"/>
             </w:pPr>
             <w:r>
-              <w:t xml:space="preserve">Yes — private two-layer brain</w:t>
+              <w:t xml:space="preserve">Yes, a private two-layer brain</w:t>
             </w:r>
           </w:p>
         </w:tc>
@@ -1777,13 +1765,13 @@
                 <w:bCs/>
                 <w:b/>
               </w:rPr>
-              <w:t xml:space="preserve">None</w:t>
+              <w:t xml:space="preserve">None.</w:t>
             </w:r>
             <w:r>
               <w:t xml:space="preserve"> </w:t>
             </w:r>
             <w:r>
-              <w:t xml:space="preserve">— public-safe by design</w:t>
+              <w:t xml:space="preserve">Public-safe by design</w:t>
             </w:r>
           </w:p>
         </w:tc>
@@ -2071,7 +2059,7 @@
         <w:t xml:space="preserve"> </w:t>
       </w:r>
       <w:r>
-        <w:t xml:space="preserve">It hangs off the owner's ProAsiste twin but keeps its own clean, public knowledge base — connected for billing and management, walled off for privacy.</w:t>
+        <w:t xml:space="preserve">It hangs off the owner's ProAsiste twin but keeps its own clean, public knowledge base. It is connected for billing and management, walled off for privacy.</w:t>
       </w:r>
     </w:p>
     <w:p>

--- a/sales/templates/proasiste-twin-tech-explainer.docx
+++ b/sales/templates/proasiste-twin-tech-explainer.docx
@@ -366,7 +366,7 @@
           <w:bCs/>
           <w:b/>
         </w:rPr>
-        <w:t xml:space="preserve">One knowledge brain (KaiBrain).</w:t>
+        <w:t xml:space="preserve">One knowledge brain.</w:t>
       </w:r>
       <w:r>
         <w:t xml:space="preserve"> </w:t>
